--- a/(e)CRF/Per nummer/47_Ulcus-vervolgformulier.docx
+++ b/(e)CRF/Per nummer/47_Ulcus-vervolgformulier.docx
@@ -5,16 +5,12 @@
     <w:p>
       <w:pPr>
         <w:jc w:val="center"/>
-        <w:rPr>
-          <w:lang w:val="nl-BE"/>
-        </w:rPr>
       </w:pPr>
       <w:r>
         <w:rPr>
           <w:b/>
           <w:color w:val="123A5F"/>
           <w:sz w:val="28"/>
-          <w:lang w:val="nl-BE"/>
         </w:rPr>
         <w:t>eCRF Document 47: Ulcus-vervolgformulier (genezingsstatus)</w:t>
       </w:r>
@@ -26,359 +22,110 @@
           <w:color w:val="123A5F"/>
           <w:sz w:val="24"/>
         </w:rPr>
-        <w:t>Studie-</w:t>
+        <w:t>Studie-informatie</w:t>
       </w:r>
-      <w:proofErr w:type="spellStart"/>
-      <w:r>
-        <w:rPr>
-          <w:b/>
-          <w:color w:val="123A5F"/>
-          <w:sz w:val="24"/>
-        </w:rPr>
-        <w:t>informatie</w:t>
-      </w:r>
-      <w:proofErr w:type="spellEnd"/>
     </w:p>
     <w:p>
-      <w:pPr>
-        <w:numPr>
-          <w:ilvl w:val="0"/>
-          <w:numId w:val="14"/>
-        </w:numPr>
-        <w:tabs>
-          <w:tab w:val="left" w:leader="underscore" w:pos="8505"/>
-        </w:tabs>
-        <w:spacing w:line="360" w:lineRule="auto"/>
-        <w:rPr>
-          <w:rFonts w:ascii="Calibri" w:hAnsi="Calibri" w:cs="Calibri"/>
-        </w:rPr>
-      </w:pPr>
       <w:r>
         <w:rPr>
           <w:color w:val="24303B"/>
         </w:rPr>
-        <w:t xml:space="preserve">Studie </w:t>
+        <w:t>Studietitel: Towards Pressure-Adherence &amp; Education Driven Service in Diabetic Foot Disease (PARADISE trial)</w:t>
       </w:r>
-      <w:proofErr w:type="spellStart"/>
+    </w:p>
+    <w:p>
       <w:r>
         <w:rPr>
           <w:color w:val="24303B"/>
         </w:rPr>
-        <w:t>titel</w:t>
+        <w:t>Protocolnummer: S71769</w:t>
       </w:r>
-      <w:proofErr w:type="spellEnd"/>
+    </w:p>
+    <w:p>
       <w:r>
         <w:rPr>
           <w:color w:val="24303B"/>
         </w:rPr>
-        <w:t>: Towards Pressure-Adherence &amp; Education Driven Service in Diabetic Foot Disease (PARADISE trial)</w:t>
+        <w:t xml:space="preserve">Studielocatie: </w:t>
+        <w:tab/>
       </w:r>
     </w:p>
     <w:p>
-      <w:pPr>
-        <w:numPr>
-          <w:ilvl w:val="0"/>
-          <w:numId w:val="14"/>
-        </w:numPr>
-        <w:tabs>
-          <w:tab w:val="left" w:leader="underscore" w:pos="8505"/>
-        </w:tabs>
-        <w:spacing w:line="360" w:lineRule="auto"/>
-        <w:rPr>
-          <w:rFonts w:ascii="Calibri" w:hAnsi="Calibri" w:cs="Calibri"/>
-          <w:lang w:val="nl-BE"/>
-        </w:rPr>
-      </w:pPr>
-      <w:proofErr w:type="spellStart"/>
       <w:r>
         <w:rPr>
           <w:color w:val="24303B"/>
         </w:rPr>
-        <w:t>Protocolnummer</w:t>
+        <w:t xml:space="preserve">Hoofdonderzoeker (PI): </w:t>
+        <w:tab/>
       </w:r>
-      <w:proofErr w:type="spellEnd"/>
+    </w:p>
+    <w:p>
       <w:r>
         <w:rPr>
           <w:color w:val="24303B"/>
         </w:rPr>
-        <w:t>: S71769</w:t>
-      </w:r>
-    </w:p>
-    <w:p>
-      <w:pPr>
-        <w:numPr>
-          <w:ilvl w:val="0"/>
-          <w:numId w:val="14"/>
-        </w:numPr>
-        <w:tabs>
-          <w:tab w:val="left" w:leader="underscore" w:pos="8505"/>
-        </w:tabs>
-        <w:spacing w:line="360" w:lineRule="auto"/>
-        <w:rPr>
-          <w:rFonts w:ascii="Calibri" w:hAnsi="Calibri" w:cs="Calibri"/>
-        </w:rPr>
-      </w:pPr>
-      <w:proofErr w:type="spellStart"/>
-      <w:r>
-        <w:rPr>
-          <w:color w:val="24303B"/>
-        </w:rPr>
-        <w:t>Studielocatie</w:t>
-      </w:r>
-      <w:proofErr w:type="spellEnd"/>
-      <w:r>
-        <w:rPr>
-          <w:color w:val="24303B"/>
-        </w:rPr>
-        <w:t xml:space="preserve">: </w:t>
-      </w:r>
-      <w:r>
-        <w:rPr>
-          <w:color w:val="24303B"/>
-        </w:rPr>
+        <w:t xml:space="preserve">Deelnemerscode: </w:t>
         <w:tab/>
       </w:r>
     </w:p>
     <w:p>
-      <w:pPr>
-        <w:numPr>
-          <w:ilvl w:val="0"/>
-          <w:numId w:val="14"/>
-        </w:numPr>
-        <w:tabs>
-          <w:tab w:val="left" w:leader="underscore" w:pos="8505"/>
-        </w:tabs>
-        <w:spacing w:line="360" w:lineRule="auto"/>
-        <w:rPr>
-          <w:rFonts w:ascii="Calibri" w:hAnsi="Calibri" w:cs="Calibri"/>
-        </w:rPr>
-      </w:pPr>
-      <w:proofErr w:type="spellStart"/>
-      <w:r>
-        <w:rPr>
-          <w:color w:val="24303B"/>
-        </w:rPr>
-        <w:t>Hoofdonderzoeker</w:t>
-      </w:r>
-      <w:proofErr w:type="spellEnd"/>
-      <w:r>
-        <w:rPr>
-          <w:color w:val="24303B"/>
-        </w:rPr>
-        <w:t xml:space="preserve"> (PI): </w:t>
-      </w:r>
-      <w:r>
-        <w:rPr>
-          <w:color w:val="24303B"/>
-        </w:rPr>
-        <w:tab/>
-      </w:r>
-    </w:p>
-    <w:p>
-      <w:pPr>
-        <w:numPr>
-          <w:ilvl w:val="0"/>
-          <w:numId w:val="14"/>
-        </w:numPr>
-        <w:tabs>
-          <w:tab w:val="left" w:leader="underscore" w:pos="8505"/>
-        </w:tabs>
-        <w:spacing w:line="360" w:lineRule="auto"/>
-        <w:rPr>
-          <w:rFonts w:ascii="Calibri" w:hAnsi="Calibri" w:cs="Calibri"/>
-        </w:rPr>
-      </w:pPr>
-      <w:proofErr w:type="spellStart"/>
-      <w:r>
-        <w:rPr>
-          <w:color w:val="24303B"/>
-        </w:rPr>
-        <w:t>Deelnemerscode</w:t>
-      </w:r>
-      <w:proofErr w:type="spellEnd"/>
-      <w:r>
-        <w:rPr>
-          <w:color w:val="24303B"/>
-        </w:rPr>
-        <w:t xml:space="preserve">: </w:t>
-      </w:r>
-      <w:r>
-        <w:rPr>
-          <w:color w:val="24303B"/>
-        </w:rPr>
-        <w:tab/>
-      </w:r>
-    </w:p>
-    <w:p>
-      <w:pPr>
-        <w:rPr>
-          <w:lang w:val="nl-BE"/>
-        </w:rPr>
-      </w:pPr>
       <w:r>
         <w:rPr>
           <w:color w:val="000000"/>
           <w:sz w:val="24"/>
-          <w:lang w:val="nl-BE"/>
         </w:rPr>
-        <w:t xml:space="preserve">Te gebruiken na de initiële classificatie van een voetulcus (eCRF-document 36: PEDIS en eCRF-document 38: </w:t>
+        <w:t>Te gebruiken na de initiële classificatie van een voetulcus (eCRF-document 36: PEDIS en eCRF-document 38: WIfI), conform §5.5.6 van het protocol. Dit formulier wordt herhaald bij elk vervolgcontact voor hetzelfde ulcus, tot genezing, amputatie of overlijden.</w:t>
       </w:r>
-      <w:proofErr w:type="spellStart"/>
+    </w:p>
+    <w:p>
+      <w:pPr>
+        <w:pStyle w:val="Stijl3"/>
+      </w:pPr>
+      <w:r>
+        <w:t>1. Ulcus-identificatie</w:t>
+      </w:r>
+    </w:p>
+    <w:p>
       <w:r>
         <w:rPr>
           <w:color w:val="000000"/>
           <w:sz w:val="24"/>
-          <w:lang w:val="nl-BE"/>
         </w:rPr>
-        <w:t>WIfI</w:t>
+        <w:t xml:space="preserve">Datum initiële classificatie (eCRF-document 36/38): ____ / ____ / ______ </w:t>
       </w:r>
-      <w:proofErr w:type="spellEnd"/>
+    </w:p>
+    <w:p>
       <w:r>
         <w:rPr>
           <w:color w:val="000000"/>
           <w:sz w:val="24"/>
-          <w:lang w:val="nl-BE"/>
-        </w:rPr>
-        <w:t>)</w:t>
-      </w:r>
-      <w:r>
-        <w:rPr>
-          <w:color w:val="000000"/>
-          <w:sz w:val="24"/>
-          <w:lang w:val="nl-BE"/>
-        </w:rPr>
-        <w:t>. Dit formulier wordt herhaald bij elk vervolgcontact voor hetzelfde ulcus, tot genezing, amputatie of overlijden.</w:t>
-      </w:r>
-    </w:p>
-    <w:p>
-      <w:pPr>
-        <w:pStyle w:val="Stijl3"/>
-        <w:rPr>
-          <w:lang w:val="fr-FR"/>
-        </w:rPr>
-      </w:pPr>
-      <w:r>
-        <w:rPr>
-          <w:lang w:val="fr-FR"/>
-        </w:rPr>
-        <w:t xml:space="preserve">1. </w:t>
-      </w:r>
-      <w:proofErr w:type="spellStart"/>
-      <w:r>
-        <w:rPr>
-          <w:lang w:val="fr-FR"/>
-        </w:rPr>
-        <w:t>Ulcus-identificatie</w:t>
-      </w:r>
-      <w:proofErr w:type="spellEnd"/>
-    </w:p>
-    <w:p>
-      <w:pPr>
-        <w:rPr>
-          <w:lang w:val="fr-FR"/>
-        </w:rPr>
-      </w:pPr>
-      <w:r>
-        <w:rPr>
-          <w:color w:val="000000"/>
-          <w:sz w:val="24"/>
-          <w:lang w:val="fr-FR"/>
-        </w:rPr>
-        <w:t xml:space="preserve">Datum </w:t>
-      </w:r>
-      <w:proofErr w:type="spellStart"/>
-      <w:r>
-        <w:rPr>
-          <w:color w:val="000000"/>
-          <w:sz w:val="24"/>
-          <w:lang w:val="fr-FR"/>
-        </w:rPr>
-        <w:t>initiële</w:t>
-      </w:r>
-      <w:proofErr w:type="spellEnd"/>
-      <w:r>
-        <w:rPr>
-          <w:color w:val="000000"/>
-          <w:sz w:val="24"/>
-          <w:lang w:val="fr-FR"/>
-        </w:rPr>
-        <w:t xml:space="preserve"> </w:t>
-      </w:r>
-      <w:proofErr w:type="spellStart"/>
-      <w:r>
-        <w:rPr>
-          <w:color w:val="000000"/>
-          <w:sz w:val="24"/>
-          <w:lang w:val="fr-FR"/>
-        </w:rPr>
-        <w:t>classificatie</w:t>
-      </w:r>
-      <w:proofErr w:type="spellEnd"/>
-      <w:r>
-        <w:rPr>
-          <w:color w:val="000000"/>
-          <w:sz w:val="24"/>
-          <w:lang w:val="fr-FR"/>
-        </w:rPr>
-        <w:t xml:space="preserve"> (eCRF-document 36/38): ____ / ____ / ______ </w:t>
-      </w:r>
-    </w:p>
-    <w:p>
-      <w:pPr>
-        <w:rPr>
-          <w:lang w:val="nl-BE"/>
-        </w:rPr>
-      </w:pPr>
-      <w:r>
-        <w:rPr>
-          <w:color w:val="000000"/>
-          <w:sz w:val="24"/>
-          <w:lang w:val="nl-BE"/>
         </w:rPr>
         <w:t xml:space="preserve">Locatie ulcus: ___________________________________________________________ </w:t>
       </w:r>
     </w:p>
     <w:p>
-      <w:pPr>
-        <w:rPr>
-          <w:lang w:val="nl-BE"/>
-        </w:rPr>
-      </w:pPr>
       <w:r>
         <w:rPr>
           <w:color w:val="000000"/>
           <w:sz w:val="24"/>
-          <w:lang w:val="nl-BE"/>
         </w:rPr>
         <w:t xml:space="preserve">Vervolgcontact nr. (1, 2, 3, …): ______ </w:t>
       </w:r>
     </w:p>
     <w:p>
-      <w:pPr>
-        <w:rPr>
-          <w:lang w:val="nl-BE"/>
-        </w:rPr>
-      </w:pPr>
       <w:r>
         <w:rPr>
           <w:color w:val="000000"/>
           <w:sz w:val="24"/>
-          <w:lang w:val="nl-BE"/>
         </w:rPr>
         <w:t xml:space="preserve">Datum huidig contact: ____ / ____ / ______ </w:t>
       </w:r>
     </w:p>
     <w:p>
-      <w:pPr>
-        <w:rPr>
-          <w:lang w:val="nl-BE"/>
-        </w:rPr>
-      </w:pPr>
       <w:r>
         <w:rPr>
           <w:color w:val="000000"/>
           <w:sz w:val="24"/>
-          <w:lang w:val="nl-BE"/>
         </w:rPr>
         <w:t xml:space="preserve">Aantal weken sinds initiële vaststelling: ______ </w:t>
       </w:r>
@@ -392,33 +139,21 @@
       </w:r>
     </w:p>
     <w:p>
-      <w:pPr>
-        <w:rPr>
-          <w:lang w:val="nl-BE"/>
-        </w:rPr>
-      </w:pPr>
       <w:r>
         <w:rPr>
           <w:b/>
           <w:color w:val="000000"/>
           <w:sz w:val="24"/>
-          <w:lang w:val="nl-BE"/>
         </w:rPr>
         <w:t>Status van dit ulcus op de datum van dit contact:</w:t>
       </w:r>
     </w:p>
     <w:p>
-      <w:pPr>
-        <w:rPr>
-          <w:lang w:val="nl-BE"/>
-        </w:rPr>
-      </w:pPr>
       <w:r>
         <w:rPr>
           <w:rFonts w:ascii="Segoe UI Symbol" w:hAnsi="Segoe UI Symbol"/>
           <w:color w:val="000000"/>
           <w:sz w:val="24"/>
-          <w:lang w:val="nl-BE"/>
         </w:rPr>
         <w:t>☐</w:t>
       </w:r>
@@ -426,23 +161,16 @@
         <w:rPr>
           <w:color w:val="000000"/>
           <w:sz w:val="24"/>
-          <w:lang w:val="nl-BE"/>
         </w:rPr>
         <w:t xml:space="preserve"> Genezen — datum genezing: ____ / ____ / ______ </w:t>
       </w:r>
     </w:p>
     <w:p>
-      <w:pPr>
-        <w:rPr>
-          <w:lang w:val="nl-BE"/>
-        </w:rPr>
-      </w:pPr>
       <w:r>
         <w:rPr>
           <w:rFonts w:ascii="Segoe UI Symbol" w:hAnsi="Segoe UI Symbol"/>
           <w:color w:val="000000"/>
           <w:sz w:val="24"/>
-          <w:lang w:val="nl-BE"/>
         </w:rPr>
         <w:t>☐</w:t>
       </w:r>
@@ -450,23 +178,16 @@
         <w:rPr>
           <w:color w:val="000000"/>
           <w:sz w:val="24"/>
-          <w:lang w:val="nl-BE"/>
         </w:rPr>
         <w:t xml:space="preserve"> Nog niet genezen — verdere opvolging nodig </w:t>
       </w:r>
     </w:p>
     <w:p>
-      <w:pPr>
-        <w:rPr>
-          <w:lang w:val="nl-BE"/>
-        </w:rPr>
-      </w:pPr>
       <w:r>
         <w:rPr>
           <w:rFonts w:ascii="Segoe UI Symbol" w:hAnsi="Segoe UI Symbol"/>
           <w:color w:val="000000"/>
           <w:sz w:val="24"/>
-          <w:lang w:val="nl-BE"/>
         </w:rPr>
         <w:t>☐</w:t>
       </w:r>
@@ -474,23 +195,16 @@
         <w:rPr>
           <w:color w:val="000000"/>
           <w:sz w:val="24"/>
-          <w:lang w:val="nl-BE"/>
         </w:rPr>
         <w:t xml:space="preserve"> Overgegaan naar amputatie (zie eCRF-document 46) </w:t>
       </w:r>
     </w:p>
     <w:p>
-      <w:pPr>
-        <w:rPr>
-          <w:lang w:val="nl-BE"/>
-        </w:rPr>
-      </w:pPr>
       <w:r>
         <w:rPr>
           <w:rFonts w:ascii="Segoe UI Symbol" w:hAnsi="Segoe UI Symbol"/>
           <w:color w:val="000000"/>
           <w:sz w:val="24"/>
-          <w:lang w:val="nl-BE"/>
         </w:rPr>
         <w:t>☐</w:t>
       </w:r>
@@ -498,7 +212,6 @@
         <w:rPr>
           <w:color w:val="000000"/>
           <w:sz w:val="24"/>
-          <w:lang w:val="nl-BE"/>
         </w:rPr>
         <w:t xml:space="preserve"> Deelnemer overleden (zie eCRF-document 46) </w:t>
       </w:r>
@@ -516,12 +229,12 @@
     <w:p/>
     <w:p/>
     <w:sectPr>
-      <w:headerReference w:type="even" r:id="rId10"/>
-      <w:headerReference w:type="default" r:id="rId11"/>
-      <w:footerReference w:type="even" r:id="rId12"/>
-      <w:footerReference w:type="default" r:id="rId13"/>
-      <w:headerReference w:type="first" r:id="rId14"/>
-      <w:footerReference w:type="first" r:id="rId15"/>
+      <w:headerReference w:type="even" r:id="rId11"/>
+      <w:headerReference w:type="default" r:id="rId12"/>
+      <w:footerReference w:type="even" r:id="rId13"/>
+      <w:footerReference w:type="default" r:id="rId14"/>
+      <w:headerReference w:type="first" r:id="rId15"/>
+      <w:footerReference w:type="first" r:id="rId16"/>
       <w:pgSz w:w="11906" w:h="16838"/>
       <w:pgMar w:top="1440" w:right="1440" w:bottom="1440" w:left="1440" w:header="708" w:footer="708" w:gutter="0"/>
       <w:cols w:space="708"/>
@@ -567,9 +280,6 @@
       <w:pBdr>
         <w:top w:val="single" w:sz="6" w:space="6" w:color="C4CED8"/>
       </w:pBdr>
-      <w:rPr>
-        <w:lang w:val="nl-BE"/>
-      </w:rPr>
     </w:pPr>
     <w:r>
       <w:rPr>
@@ -645,9 +355,103 @@
         <w:color w:val="59636E"/>
         <w:sz w:val="16"/>
         <w:szCs w:val="16"/>
-        <w:lang w:val="nl-BE"/>
-      </w:rPr>
-      <w:t xml:space="preserve">PARADISE-studie  ·  eCRF 47: Ulcus-vervolgformulier ·  Versie </w:t>
+      </w:rPr>
+      <w:t>PARADISE-</w:t>
+    </w:r>
+    <w:proofErr w:type="spellStart"/>
+    <w:proofErr w:type="gramStart"/>
+    <w:r>
+      <w:rPr>
+        <w:color w:val="59636E"/>
+        <w:sz w:val="16"/>
+        <w:szCs w:val="16"/>
+      </w:rPr>
+      <w:t>studie</w:t>
+    </w:r>
+    <w:proofErr w:type="spellEnd"/>
+    <w:r>
+      <w:rPr>
+        <w:color w:val="59636E"/>
+        <w:sz w:val="16"/>
+        <w:szCs w:val="16"/>
+      </w:rPr>
+      <w:t xml:space="preserve">  ·</w:t>
+    </w:r>
+    <w:proofErr w:type="gramEnd"/>
+    <w:r>
+      <w:rPr>
+        <w:color w:val="59636E"/>
+        <w:sz w:val="16"/>
+        <w:szCs w:val="16"/>
+      </w:rPr>
+      <w:t xml:space="preserve">  eCRF 47: Ulcus-vervolgformulier</w:t>
+    </w:r>
+    <w:proofErr w:type="spellStart"/>
+    <w:r>
+      <w:rPr>
+        <w:color w:val="59636E"/>
+        <w:sz w:val="16"/>
+        <w:szCs w:val="16"/>
+      </w:rPr>
+    </w:r>
+    <w:proofErr w:type="spellEnd"/>
+    <w:r>
+      <w:rPr>
+        <w:color w:val="59636E"/>
+        <w:sz w:val="16"/>
+        <w:szCs w:val="16"/>
+      </w:rPr>
+    </w:r>
+    <w:proofErr w:type="spellStart"/>
+    <w:r>
+      <w:rPr>
+        <w:color w:val="59636E"/>
+        <w:sz w:val="16"/>
+        <w:szCs w:val="16"/>
+      </w:rPr>
+    </w:r>
+    <w:proofErr w:type="spellEnd"/>
+    <w:r>
+      <w:rPr>
+        <w:color w:val="59636E"/>
+        <w:sz w:val="16"/>
+        <w:szCs w:val="16"/>
+      </w:rPr>
+    </w:r>
+    <w:proofErr w:type="spellStart"/>
+    <w:r>
+      <w:rPr>
+        <w:color w:val="59636E"/>
+        <w:sz w:val="16"/>
+        <w:szCs w:val="16"/>
+      </w:rPr>
+    </w:r>
+    <w:proofErr w:type="spellEnd"/>
+    <w:r>
+      <w:rPr>
+        <w:color w:val="59636E"/>
+        <w:sz w:val="16"/>
+        <w:szCs w:val="16"/>
+      </w:rPr>
+      <w:t xml:space="preserve"> </w:t>
+    </w:r>
+    <w:proofErr w:type="gramStart"/>
+    <w:r>
+      <w:rPr>
+        <w:color w:val="59636E"/>
+        <w:sz w:val="16"/>
+        <w:szCs w:val="16"/>
+      </w:rPr>
+      <w:t>·  Versie</w:t>
+    </w:r>
+    <w:proofErr w:type="gramEnd"/>
+    <w:r>
+      <w:rPr>
+        <w:color w:val="59636E"/>
+        <w:sz w:val="16"/>
+        <w:szCs w:val="16"/>
+      </w:rPr>
+      <w:t xml:space="preserve"> </w:t>
     </w:r>
     <w:r>
       <w:rPr>
@@ -656,19 +460,10 @@
         <w:color w:val="59636E"/>
         <w:sz w:val="16"/>
         <w:szCs w:val="16"/>
-        <w:lang w:val="nl-BE"/>
-      </w:rPr>
-      <w:t>[ 1.0 ]</w:t>
+      </w:rPr>
+      <w:t xml:space="preserve">[ </w:t>
     </w:r>
-    <w:r>
-      <w:rPr>
-        <w:color w:val="59636E"/>
-        <w:sz w:val="16"/>
-        <w:szCs w:val="16"/>
-        <w:lang w:val="nl-BE"/>
-      </w:rPr>
-      <w:t xml:space="preserve">  ·  </w:t>
-    </w:r>
+    <w:proofErr w:type="gramStart"/>
     <w:r>
       <w:rPr>
         <w:i/>
@@ -676,25 +471,132 @@
         <w:color w:val="59636E"/>
         <w:sz w:val="16"/>
         <w:szCs w:val="16"/>
-        <w:lang w:val="nl-BE"/>
-      </w:rPr>
-      <w:t>[ 03/08/2026 ]</w:t>
+      </w:rPr>
+      <w:t>1.0</w:t>
     </w:r>
     <w:r>
       <w:rPr>
+        <w:i/>
+        <w:iCs/>
         <w:color w:val="59636E"/>
         <w:sz w:val="16"/>
         <w:szCs w:val="16"/>
-        <w:lang w:val="nl-BE"/>
-      </w:rPr>
-      <w:t xml:space="preserve">  ·  Pagina </w:t>
+      </w:rPr>
+      <w:t xml:space="preserve"> ]</w:t>
     </w:r>
+    <w:proofErr w:type="gramEnd"/>
     <w:r>
       <w:rPr>
         <w:color w:val="59636E"/>
         <w:sz w:val="16"/>
         <w:szCs w:val="16"/>
       </w:rPr>
+      <w:t xml:space="preserve">  </w:t>
+    </w:r>
+    <w:proofErr w:type="gramStart"/>
+    <w:r>
+      <w:rPr>
+        <w:color w:val="59636E"/>
+        <w:sz w:val="16"/>
+        <w:szCs w:val="16"/>
+      </w:rPr>
+      <w:t xml:space="preserve">·  </w:t>
+    </w:r>
+    <w:r>
+      <w:rPr>
+        <w:i/>
+        <w:iCs/>
+        <w:color w:val="59636E"/>
+        <w:sz w:val="16"/>
+        <w:szCs w:val="16"/>
+      </w:rPr>
+      <w:t>[</w:t>
+    </w:r>
+    <w:proofErr w:type="gramEnd"/>
+    <w:r>
+      <w:rPr>
+        <w:i/>
+        <w:iCs/>
+        <w:color w:val="59636E"/>
+        <w:sz w:val="16"/>
+        <w:szCs w:val="16"/>
+      </w:rPr>
+      <w:t xml:space="preserve"> </w:t>
+    </w:r>
+    <w:r>
+      <w:rPr>
+        <w:i/>
+        <w:iCs/>
+        <w:color w:val="59636E"/>
+        <w:sz w:val="16"/>
+        <w:szCs w:val="16"/>
+      </w:rPr>
+      <w:t>03/08/</w:t>
+    </w:r>
+    <w:proofErr w:type="gramStart"/>
+    <w:r>
+      <w:rPr>
+        <w:i/>
+        <w:iCs/>
+        <w:color w:val="59636E"/>
+        <w:sz w:val="16"/>
+        <w:szCs w:val="16"/>
+      </w:rPr>
+      <w:t>2026</w:t>
+    </w:r>
+    <w:r>
+      <w:rPr>
+        <w:i/>
+        <w:iCs/>
+        <w:color w:val="59636E"/>
+        <w:sz w:val="16"/>
+        <w:szCs w:val="16"/>
+      </w:rPr>
+      <w:t xml:space="preserve"> ]</w:t>
+    </w:r>
+    <w:proofErr w:type="gramEnd"/>
+    <w:r>
+      <w:rPr>
+        <w:color w:val="59636E"/>
+        <w:sz w:val="16"/>
+        <w:szCs w:val="16"/>
+      </w:rPr>
+      <w:t xml:space="preserve">  </w:t>
+    </w:r>
+    <w:proofErr w:type="gramStart"/>
+    <w:r>
+      <w:rPr>
+        <w:color w:val="59636E"/>
+        <w:sz w:val="16"/>
+        <w:szCs w:val="16"/>
+      </w:rPr>
+      <w:t xml:space="preserve">·  </w:t>
+    </w:r>
+    <w:proofErr w:type="spellStart"/>
+    <w:r>
+      <w:rPr>
+        <w:color w:val="59636E"/>
+        <w:sz w:val="16"/>
+        <w:szCs w:val="16"/>
+      </w:rPr>
+      <w:t>Pagina</w:t>
+    </w:r>
+    <w:proofErr w:type="spellEnd"/>
+    <w:proofErr w:type="gramEnd"/>
+    <w:r>
+      <w:rPr>
+        <w:color w:val="59636E"/>
+        <w:sz w:val="16"/>
+        <w:szCs w:val="16"/>
+      </w:rPr>
+      <w:t xml:space="preserve"> </w:t>
+    </w:r>
+    <w:r>
+      <w:rPr>
+        <w:color w:val="59636E"/>
+        <w:sz w:val="16"/>
+        <w:szCs w:val="16"/>
+      </w:rPr>
       <w:fldChar w:fldCharType="begin"/>
     </w:r>
     <w:r>
@@ -702,7 +604,6 @@
         <w:color w:val="59636E"/>
         <w:sz w:val="16"/>
         <w:szCs w:val="16"/>
-        <w:lang w:val="nl-BE"/>
       </w:rPr>
       <w:instrText>PAGE</w:instrText>
     </w:r>
@@ -720,7 +621,6 @@
         <w:color w:val="59636E"/>
         <w:sz w:val="16"/>
         <w:szCs w:val="16"/>
-        <w:lang w:val="nl-BE"/>
       </w:rPr>
       <w:t>1</w:t>
     </w:r>
@@ -737,7 +637,6 @@
         <w:color w:val="59636E"/>
         <w:sz w:val="16"/>
         <w:szCs w:val="16"/>
-        <w:lang w:val="nl-BE"/>
       </w:rPr>
       <w:t xml:space="preserve"> van </w:t>
     </w:r>
@@ -754,7 +653,6 @@
         <w:color w:val="59636E"/>
         <w:sz w:val="16"/>
         <w:szCs w:val="16"/>
-        <w:lang w:val="nl-BE"/>
       </w:rPr>
       <w:instrText>NUMPAGES</w:instrText>
     </w:r>
@@ -772,7 +670,6 @@
         <w:color w:val="59636E"/>
         <w:sz w:val="16"/>
         <w:szCs w:val="16"/>
-        <w:lang w:val="nl-BE"/>
       </w:rPr>
       <w:t>2</w:t>
     </w:r>
@@ -4415,21 +4312,6 @@
 </file>
 
 <file path=customXml/item1.xml><?xml version="1.0" encoding="utf-8"?>
-<p:properties xmlns:p="http://schemas.microsoft.com/office/2006/metadata/properties" xmlns:xsi="http://www.w3.org/2001/XMLSchema-instance" xmlns:pc="http://schemas.microsoft.com/office/infopath/2007/PartnerControls">
-  <documentManagement/>
-</p:properties>
-</file>
-
-<file path=customXml/item2.xml><?xml version="1.0" encoding="utf-8"?>
-<?mso-contentType ?>
-<FormTemplates xmlns="http://schemas.microsoft.com/sharepoint/v3/contenttype/forms">
-  <Display>DocumentLibraryForm</Display>
-  <Edit>DocumentLibraryForm</Edit>
-  <New>DocumentLibraryForm</New>
-</FormTemplates>
-</file>
-
-<file path=customXml/item3.xml><?xml version="1.0" encoding="utf-8"?>
 <ct:contentTypeSchema xmlns:ct="http://schemas.microsoft.com/office/2006/metadata/contentType" xmlns:ma="http://schemas.microsoft.com/office/2006/metadata/properties/metaAttributes" ct:_="" ma:_="" ma:contentTypeName="Document" ma:contentTypeID="0x010100F1B33D7B57FFEC4BB77B5001C5B93838" ma:contentTypeVersion="6" ma:contentTypeDescription="Een nieuw document maken." ma:contentTypeScope="" ma:versionID="59579db12405a868ad0e92c5e4f74ae1">
   <xsd:schema xmlns:xsd="http://www.w3.org/2001/XMLSchema" xmlns:xs="http://www.w3.org/2001/XMLSchema" xmlns:p="http://schemas.microsoft.com/office/2006/metadata/properties" xmlns:ns2="f44e6bd5-09db-4117-8b15-adf399208dc6" targetNamespace="http://schemas.microsoft.com/office/2006/metadata/properties" ma:root="true" ma:fieldsID="98cf673e6ff17a9b7a889e3f7df574b2" ns2:_="">
     <xsd:import namespace="f44e6bd5-09db-4117-8b15-adf399208dc6"/>
@@ -4585,24 +4467,22 @@
 </ct:contentTypeSchema>
 </file>
 
-<file path=customXml/itemProps1.xml><?xml version="1.0" encoding="utf-8"?>
-<ds:datastoreItem xmlns:ds="http://schemas.openxmlformats.org/officeDocument/2006/customXml" ds:itemID="{CBF80127-1B05-49DA-A759-4FDCF3717CEE}">
-  <ds:schemaRefs>
-    <ds:schemaRef ds:uri="http://schemas.microsoft.com/office/2006/metadata/properties"/>
-    <ds:schemaRef ds:uri="http://schemas.microsoft.com/office/infopath/2007/PartnerControls"/>
-  </ds:schemaRefs>
-</ds:datastoreItem>
+<file path=customXml/item2.xml><?xml version="1.0" encoding="utf-8"?>
+<?mso-contentType ?>
+<FormTemplates xmlns="http://schemas.microsoft.com/sharepoint/v3/contenttype/forms">
+  <Display>DocumentLibraryForm</Display>
+  <Edit>DocumentLibraryForm</Edit>
+  <New>DocumentLibraryForm</New>
+</FormTemplates>
 </file>
 
-<file path=customXml/itemProps2.xml><?xml version="1.0" encoding="utf-8"?>
-<ds:datastoreItem xmlns:ds="http://schemas.openxmlformats.org/officeDocument/2006/customXml" ds:itemID="{73A78AB4-193A-4871-8D7E-B02A4D26C775}">
-  <ds:schemaRefs>
-    <ds:schemaRef ds:uri="http://schemas.microsoft.com/sharepoint/v3/contenttype/forms"/>
-  </ds:schemaRefs>
-</ds:datastoreItem>
+<file path=customXml/item3.xml><?xml version="1.0" encoding="utf-8"?>
+<p:properties xmlns:p="http://schemas.microsoft.com/office/2006/metadata/properties" xmlns:xsi="http://www.w3.org/2001/XMLSchema-instance" xmlns:pc="http://schemas.microsoft.com/office/infopath/2007/PartnerControls">
+  <documentManagement/>
+</p:properties>
 </file>
 
-<file path=customXml/itemProps3.xml><?xml version="1.0" encoding="utf-8"?>
+<file path=customXml/itemProps1.xml><?xml version="1.0" encoding="utf-8"?>
 <ds:datastoreItem xmlns:ds="http://schemas.openxmlformats.org/officeDocument/2006/customXml" ds:itemID="{742DD1AB-99B5-41AB-AAF9-B7AE5E09AA56}">
   <ds:schemaRefs>
     <ds:schemaRef ds:uri="http://schemas.microsoft.com/office/2006/metadata/contentType"/>
@@ -4618,4 +4498,21 @@
     <ds:schemaRef ds:uri="http://schemas.microsoft.com/internal/obd"/>
   </ds:schemaRefs>
 </ds:datastoreItem>
+</file>
+
+<file path=customXml/itemProps2.xml><?xml version="1.0" encoding="utf-8"?>
+<ds:datastoreItem xmlns:ds="http://schemas.openxmlformats.org/officeDocument/2006/customXml" ds:itemID="{73A78AB4-193A-4871-8D7E-B02A4D26C775}">
+  <ds:schemaRefs>
+    <ds:schemaRef ds:uri="http://schemas.microsoft.com/sharepoint/v3/contenttype/forms"/>
+  </ds:schemaRefs>
+</ds:datastoreItem>
+</file>
+
+<file path=customXml/itemProps3.xml><?xml version="1.0" encoding="utf-8"?>
+<ds:datastoreItem xmlns:ds="http://schemas.openxmlformats.org/officeDocument/2006/customXml" ds:itemID="{CBF80127-1B05-49DA-A759-4FDCF3717CEE}">
+  <ds:schemaRefs>
+    <ds:schemaRef ds:uri="http://schemas.microsoft.com/office/2006/metadata/properties"/>
+    <ds:schemaRef ds:uri="http://schemas.microsoft.com/office/infopath/2007/PartnerControls"/>
+  </ds:schemaRefs>
+</ds:datastoreItem>
 </file>